--- a/2-sinif-dilimizin-zenginlikleri-ekim.docx
+++ b/2-sinif-dilimizin-zenginlikleri-ekim.docx
@@ -4,7 +4,7 @@
   <w:body>
     <w:p>
       <w:pPr>
-        <w:spacing w:after="0"/>
+        <w:spacing w:before="0" w:after="0"/>
       </w:pPr>
       <w:r>
         <w:drawing>
@@ -18,7 +18,7 @@
               <a:graphicData uri="http://schemas.openxmlformats.org/drawingml/2006/picture">
                 <pic:pic>
                   <pic:nvPicPr>
-                    <pic:cNvPr id="0" name="2-sinif-dilimizin-zenginlikleri-ekim_00.jpg"/>
+                    <pic:cNvPr id="0" name="pg_2-sinif-dilimizin-zenginlikleri-ekim_01.jpg"/>
                     <pic:cNvPicPr/>
                   </pic:nvPicPr>
                   <pic:blipFill>
@@ -40,11 +40,13 @@
           </wp:inline>
         </w:drawing>
       </w:r>
+      <w:r>
+        <w:br w:type="page"/>
+      </w:r>
     </w:p>
     <w:p>
       <w:pPr>
-        <w:pageBreakBefore/>
-        <w:spacing w:after="0"/>
+        <w:spacing w:before="0" w:after="0"/>
       </w:pPr>
       <w:r>
         <w:drawing>
@@ -58,7 +60,7 @@
               <a:graphicData uri="http://schemas.openxmlformats.org/drawingml/2006/picture">
                 <pic:pic>
                   <pic:nvPicPr>
-                    <pic:cNvPr id="0" name="2-sinif-dilimizin-zenginlikleri-ekim_01.jpg"/>
+                    <pic:cNvPr id="0" name="pg_2-sinif-dilimizin-zenginlikleri-ekim_02.jpg"/>
                     <pic:cNvPicPr/>
                   </pic:nvPicPr>
                   <pic:blipFill>
@@ -80,11 +82,13 @@
           </wp:inline>
         </w:drawing>
       </w:r>
+      <w:r>
+        <w:br w:type="page"/>
+      </w:r>
     </w:p>
     <w:p>
       <w:pPr>
-        <w:pageBreakBefore/>
-        <w:spacing w:after="0"/>
+        <w:spacing w:before="0" w:after="0"/>
       </w:pPr>
       <w:r>
         <w:drawing>
@@ -98,7 +102,7 @@
               <a:graphicData uri="http://schemas.openxmlformats.org/drawingml/2006/picture">
                 <pic:pic>
                   <pic:nvPicPr>
-                    <pic:cNvPr id="0" name="2-sinif-dilimizin-zenginlikleri-ekim_02.jpg"/>
+                    <pic:cNvPr id="0" name="pg_2-sinif-dilimizin-zenginlikleri-ekim_03.jpg"/>
                     <pic:cNvPicPr/>
                   </pic:nvPicPr>
                   <pic:blipFill>
@@ -120,11 +124,13 @@
           </wp:inline>
         </w:drawing>
       </w:r>
+      <w:r>
+        <w:br w:type="page"/>
+      </w:r>
     </w:p>
     <w:p>
       <w:pPr>
-        <w:pageBreakBefore/>
-        <w:spacing w:after="0"/>
+        <w:spacing w:before="0" w:after="0"/>
       </w:pPr>
       <w:r>
         <w:drawing>
@@ -138,7 +144,7 @@
               <a:graphicData uri="http://schemas.openxmlformats.org/drawingml/2006/picture">
                 <pic:pic>
                   <pic:nvPicPr>
-                    <pic:cNvPr id="0" name="2-sinif-dilimizin-zenginlikleri-ekim_03.jpg"/>
+                    <pic:cNvPr id="0" name="pg_2-sinif-dilimizin-zenginlikleri-ekim_04.jpg"/>
                     <pic:cNvPicPr/>
                   </pic:nvPicPr>
                   <pic:blipFill>
@@ -160,11 +166,13 @@
           </wp:inline>
         </w:drawing>
       </w:r>
+      <w:r>
+        <w:br w:type="page"/>
+      </w:r>
     </w:p>
     <w:p>
       <w:pPr>
-        <w:pageBreakBefore/>
-        <w:spacing w:after="0"/>
+        <w:spacing w:before="0" w:after="0"/>
       </w:pPr>
       <w:r>
         <w:drawing>
@@ -178,7 +186,7 @@
               <a:graphicData uri="http://schemas.openxmlformats.org/drawingml/2006/picture">
                 <pic:pic>
                   <pic:nvPicPr>
-                    <pic:cNvPr id="0" name="2-sinif-dilimizin-zenginlikleri-ekim_04.jpg"/>
+                    <pic:cNvPr id="0" name="pg_2-sinif-dilimizin-zenginlikleri-ekim_05.jpg"/>
                     <pic:cNvPicPr/>
                   </pic:nvPicPr>
                   <pic:blipFill>
@@ -200,11 +208,13 @@
           </wp:inline>
         </w:drawing>
       </w:r>
+      <w:r>
+        <w:br w:type="page"/>
+      </w:r>
     </w:p>
     <w:p>
       <w:pPr>
-        <w:pageBreakBefore/>
-        <w:spacing w:after="0"/>
+        <w:spacing w:before="0" w:after="0"/>
       </w:pPr>
       <w:r>
         <w:drawing>
@@ -218,7 +228,7 @@
               <a:graphicData uri="http://schemas.openxmlformats.org/drawingml/2006/picture">
                 <pic:pic>
                   <pic:nvPicPr>
-                    <pic:cNvPr id="0" name="2-sinif-dilimizin-zenginlikleri-ekim_05.jpg"/>
+                    <pic:cNvPr id="0" name="pg_2-sinif-dilimizin-zenginlikleri-ekim_06.jpg"/>
                     <pic:cNvPicPr/>
                   </pic:nvPicPr>
                   <pic:blipFill>
@@ -240,11 +250,13 @@
           </wp:inline>
         </w:drawing>
       </w:r>
+      <w:r>
+        <w:br w:type="page"/>
+      </w:r>
     </w:p>
     <w:p>
       <w:pPr>
-        <w:pageBreakBefore/>
-        <w:spacing w:after="0"/>
+        <w:spacing w:before="0" w:after="0"/>
       </w:pPr>
       <w:r>
         <w:drawing>
@@ -258,7 +270,7 @@
               <a:graphicData uri="http://schemas.openxmlformats.org/drawingml/2006/picture">
                 <pic:pic>
                   <pic:nvPicPr>
-                    <pic:cNvPr id="0" name="2-sinif-dilimizin-zenginlikleri-ekim_06.jpg"/>
+                    <pic:cNvPr id="0" name="pg_2-sinif-dilimizin-zenginlikleri-ekim_07.jpg"/>
                     <pic:cNvPicPr/>
                   </pic:nvPicPr>
                   <pic:blipFill>
@@ -280,11 +292,13 @@
           </wp:inline>
         </w:drawing>
       </w:r>
+      <w:r>
+        <w:br w:type="page"/>
+      </w:r>
     </w:p>
     <w:p>
       <w:pPr>
-        <w:pageBreakBefore/>
-        <w:spacing w:after="0"/>
+        <w:spacing w:before="0" w:after="0"/>
       </w:pPr>
       <w:r>
         <w:drawing>
@@ -298,7 +312,7 @@
               <a:graphicData uri="http://schemas.openxmlformats.org/drawingml/2006/picture">
                 <pic:pic>
                   <pic:nvPicPr>
-                    <pic:cNvPr id="0" name="2-sinif-dilimizin-zenginlikleri-ekim_07.jpg"/>
+                    <pic:cNvPr id="0" name="pg_2-sinif-dilimizin-zenginlikleri-ekim_08.jpg"/>
                     <pic:cNvPicPr/>
                   </pic:nvPicPr>
                   <pic:blipFill>
@@ -320,11 +334,13 @@
           </wp:inline>
         </w:drawing>
       </w:r>
+      <w:r>
+        <w:br w:type="page"/>
+      </w:r>
     </w:p>
     <w:p>
       <w:pPr>
-        <w:pageBreakBefore/>
-        <w:spacing w:after="0"/>
+        <w:spacing w:before="0" w:after="0"/>
       </w:pPr>
       <w:r>
         <w:drawing>
@@ -338,7 +354,7 @@
               <a:graphicData uri="http://schemas.openxmlformats.org/drawingml/2006/picture">
                 <pic:pic>
                   <pic:nvPicPr>
-                    <pic:cNvPr id="0" name="2-sinif-dilimizin-zenginlikleri-ekim_08.jpg"/>
+                    <pic:cNvPr id="0" name="pg_2-sinif-dilimizin-zenginlikleri-ekim_09.jpg"/>
                     <pic:cNvPicPr/>
                   </pic:nvPicPr>
                   <pic:blipFill>
@@ -360,11 +376,13 @@
           </wp:inline>
         </w:drawing>
       </w:r>
+      <w:r>
+        <w:br w:type="page"/>
+      </w:r>
     </w:p>
     <w:p>
       <w:pPr>
-        <w:pageBreakBefore/>
-        <w:spacing w:after="0"/>
+        <w:spacing w:before="0" w:after="0"/>
       </w:pPr>
       <w:r>
         <w:drawing>
@@ -378,7 +396,7 @@
               <a:graphicData uri="http://schemas.openxmlformats.org/drawingml/2006/picture">
                 <pic:pic>
                   <pic:nvPicPr>
-                    <pic:cNvPr id="0" name="2-sinif-dilimizin-zenginlikleri-ekim_09.jpg"/>
+                    <pic:cNvPr id="0" name="pg_2-sinif-dilimizin-zenginlikleri-ekim_10.jpg"/>
                     <pic:cNvPicPr/>
                   </pic:nvPicPr>
                   <pic:blipFill>
@@ -400,11 +418,13 @@
           </wp:inline>
         </w:drawing>
       </w:r>
+      <w:r>
+        <w:br w:type="page"/>
+      </w:r>
     </w:p>
     <w:p>
       <w:pPr>
-        <w:pageBreakBefore/>
-        <w:spacing w:after="0"/>
+        <w:spacing w:before="0" w:after="0"/>
       </w:pPr>
       <w:r>
         <w:drawing>
@@ -418,7 +438,7 @@
               <a:graphicData uri="http://schemas.openxmlformats.org/drawingml/2006/picture">
                 <pic:pic>
                   <pic:nvPicPr>
-                    <pic:cNvPr id="0" name="2-sinif-dilimizin-zenginlikleri-ekim_10.jpg"/>
+                    <pic:cNvPr id="0" name="pg_2-sinif-dilimizin-zenginlikleri-ekim_11.jpg"/>
                     <pic:cNvPicPr/>
                   </pic:nvPicPr>
                   <pic:blipFill>
@@ -440,11 +460,13 @@
           </wp:inline>
         </w:drawing>
       </w:r>
+      <w:r>
+        <w:br w:type="page"/>
+      </w:r>
     </w:p>
     <w:p>
       <w:pPr>
-        <w:pageBreakBefore/>
-        <w:spacing w:after="0"/>
+        <w:spacing w:before="0" w:after="0"/>
       </w:pPr>
       <w:r>
         <w:drawing>
@@ -458,7 +480,7 @@
               <a:graphicData uri="http://schemas.openxmlformats.org/drawingml/2006/picture">
                 <pic:pic>
                   <pic:nvPicPr>
-                    <pic:cNvPr id="0" name="2-sinif-dilimizin-zenginlikleri-ekim_11.jpg"/>
+                    <pic:cNvPr id="0" name="pg_2-sinif-dilimizin-zenginlikleri-ekim_12.jpg"/>
                     <pic:cNvPicPr/>
                   </pic:nvPicPr>
                   <pic:blipFill>
@@ -854,9 +876,6 @@
     <w:name w:val="Normal"/>
     <w:qFormat/>
     <w:rsid w:val="00FC693F"/>
-    <w:pPr>
-      <w:spacing w:after="0" w:before="0"/>
-    </w:pPr>
   </w:style>
   <w:style w:type="paragraph" w:styleId="Header">
     <w:name w:val="header"/>

--- a/2-sinif-dilimizin-zenginlikleri-ekim.docx
+++ b/2-sinif-dilimizin-zenginlikleri-ekim.docx
@@ -4,12 +4,12 @@
   <w:body>
     <w:p>
       <w:pPr>
-        <w:spacing w:before="0" w:after="0"/>
+        <w:spacing w:after="0" w:before="0"/>
       </w:pPr>
       <w:r>
         <w:drawing>
           <wp:inline xmlns:a="http://schemas.openxmlformats.org/drawingml/2006/main" xmlns:pic="http://schemas.openxmlformats.org/drawingml/2006/picture">
-            <wp:extent cx="7542000" cy="10656000"/>
+            <wp:extent cx="7542000" cy="10638000"/>
             <wp:docPr id="1" name="Picture 1"/>
             <wp:cNvGraphicFramePr>
               <a:graphicFrameLocks noChangeAspect="1"/>
@@ -18,7 +18,7 @@
               <a:graphicData uri="http://schemas.openxmlformats.org/drawingml/2006/picture">
                 <pic:pic>
                   <pic:nvPicPr>
-                    <pic:cNvPr id="0" name="pg_2-sinif-dilimizin-zenginlikleri-ekim_01.jpg"/>
+                    <pic:cNvPr id="0" name="p-01.jpg"/>
                     <pic:cNvPicPr/>
                   </pic:nvPicPr>
                   <pic:blipFill>
@@ -30,7 +30,7 @@
                   <pic:spPr>
                     <a:xfrm>
                       <a:off x="0" y="0"/>
-                      <a:ext cx="7542000" cy="10656000"/>
+                      <a:ext cx="7542000" cy="10638000"/>
                     </a:xfrm>
                     <a:prstGeom prst="rect"/>
                   </pic:spPr>
@@ -40,18 +40,15 @@
           </wp:inline>
         </w:drawing>
       </w:r>
-      <w:r>
-        <w:br w:type="page"/>
-      </w:r>
     </w:p>
     <w:p>
       <w:pPr>
-        <w:spacing w:before="0" w:after="0"/>
+        <w:spacing w:after="0" w:before="0"/>
       </w:pPr>
       <w:r>
         <w:drawing>
           <wp:inline xmlns:a="http://schemas.openxmlformats.org/drawingml/2006/main" xmlns:pic="http://schemas.openxmlformats.org/drawingml/2006/picture">
-            <wp:extent cx="7542000" cy="10656000"/>
+            <wp:extent cx="7542000" cy="10638000"/>
             <wp:docPr id="2" name="Picture 2"/>
             <wp:cNvGraphicFramePr>
               <a:graphicFrameLocks noChangeAspect="1"/>
@@ -60,7 +57,7 @@
               <a:graphicData uri="http://schemas.openxmlformats.org/drawingml/2006/picture">
                 <pic:pic>
                   <pic:nvPicPr>
-                    <pic:cNvPr id="0" name="pg_2-sinif-dilimizin-zenginlikleri-ekim_02.jpg"/>
+                    <pic:cNvPr id="0" name="p-02.jpg"/>
                     <pic:cNvPicPr/>
                   </pic:nvPicPr>
                   <pic:blipFill>
@@ -72,7 +69,7 @@
                   <pic:spPr>
                     <a:xfrm>
                       <a:off x="0" y="0"/>
-                      <a:ext cx="7542000" cy="10656000"/>
+                      <a:ext cx="7542000" cy="10638000"/>
                     </a:xfrm>
                     <a:prstGeom prst="rect"/>
                   </pic:spPr>
@@ -82,18 +79,15 @@
           </wp:inline>
         </w:drawing>
       </w:r>
-      <w:r>
-        <w:br w:type="page"/>
-      </w:r>
     </w:p>
     <w:p>
       <w:pPr>
-        <w:spacing w:before="0" w:after="0"/>
+        <w:spacing w:after="0" w:before="0"/>
       </w:pPr>
       <w:r>
         <w:drawing>
           <wp:inline xmlns:a="http://schemas.openxmlformats.org/drawingml/2006/main" xmlns:pic="http://schemas.openxmlformats.org/drawingml/2006/picture">
-            <wp:extent cx="7542000" cy="10656000"/>
+            <wp:extent cx="7542000" cy="10638000"/>
             <wp:docPr id="3" name="Picture 3"/>
             <wp:cNvGraphicFramePr>
               <a:graphicFrameLocks noChangeAspect="1"/>
@@ -102,7 +96,7 @@
               <a:graphicData uri="http://schemas.openxmlformats.org/drawingml/2006/picture">
                 <pic:pic>
                   <pic:nvPicPr>
-                    <pic:cNvPr id="0" name="pg_2-sinif-dilimizin-zenginlikleri-ekim_03.jpg"/>
+                    <pic:cNvPr id="0" name="p-03.jpg"/>
                     <pic:cNvPicPr/>
                   </pic:nvPicPr>
                   <pic:blipFill>
@@ -114,7 +108,7 @@
                   <pic:spPr>
                     <a:xfrm>
                       <a:off x="0" y="0"/>
-                      <a:ext cx="7542000" cy="10656000"/>
+                      <a:ext cx="7542000" cy="10638000"/>
                     </a:xfrm>
                     <a:prstGeom prst="rect"/>
                   </pic:spPr>
@@ -124,18 +118,15 @@
           </wp:inline>
         </w:drawing>
       </w:r>
-      <w:r>
-        <w:br w:type="page"/>
-      </w:r>
     </w:p>
     <w:p>
       <w:pPr>
-        <w:spacing w:before="0" w:after="0"/>
+        <w:spacing w:after="0" w:before="0"/>
       </w:pPr>
       <w:r>
         <w:drawing>
           <wp:inline xmlns:a="http://schemas.openxmlformats.org/drawingml/2006/main" xmlns:pic="http://schemas.openxmlformats.org/drawingml/2006/picture">
-            <wp:extent cx="7542000" cy="10656000"/>
+            <wp:extent cx="7542000" cy="10638000"/>
             <wp:docPr id="4" name="Picture 4"/>
             <wp:cNvGraphicFramePr>
               <a:graphicFrameLocks noChangeAspect="1"/>
@@ -144,7 +135,7 @@
               <a:graphicData uri="http://schemas.openxmlformats.org/drawingml/2006/picture">
                 <pic:pic>
                   <pic:nvPicPr>
-                    <pic:cNvPr id="0" name="pg_2-sinif-dilimizin-zenginlikleri-ekim_04.jpg"/>
+                    <pic:cNvPr id="0" name="p-04.jpg"/>
                     <pic:cNvPicPr/>
                   </pic:nvPicPr>
                   <pic:blipFill>
@@ -156,7 +147,7 @@
                   <pic:spPr>
                     <a:xfrm>
                       <a:off x="0" y="0"/>
-                      <a:ext cx="7542000" cy="10656000"/>
+                      <a:ext cx="7542000" cy="10638000"/>
                     </a:xfrm>
                     <a:prstGeom prst="rect"/>
                   </pic:spPr>
@@ -166,18 +157,15 @@
           </wp:inline>
         </w:drawing>
       </w:r>
-      <w:r>
-        <w:br w:type="page"/>
-      </w:r>
     </w:p>
     <w:p>
       <w:pPr>
-        <w:spacing w:before="0" w:after="0"/>
+        <w:spacing w:after="0" w:before="0"/>
       </w:pPr>
       <w:r>
         <w:drawing>
           <wp:inline xmlns:a="http://schemas.openxmlformats.org/drawingml/2006/main" xmlns:pic="http://schemas.openxmlformats.org/drawingml/2006/picture">
-            <wp:extent cx="7542000" cy="10656000"/>
+            <wp:extent cx="7542000" cy="10638000"/>
             <wp:docPr id="5" name="Picture 5"/>
             <wp:cNvGraphicFramePr>
               <a:graphicFrameLocks noChangeAspect="1"/>
@@ -186,7 +174,7 @@
               <a:graphicData uri="http://schemas.openxmlformats.org/drawingml/2006/picture">
                 <pic:pic>
                   <pic:nvPicPr>
-                    <pic:cNvPr id="0" name="pg_2-sinif-dilimizin-zenginlikleri-ekim_05.jpg"/>
+                    <pic:cNvPr id="0" name="p-05.jpg"/>
                     <pic:cNvPicPr/>
                   </pic:nvPicPr>
                   <pic:blipFill>
@@ -198,7 +186,7 @@
                   <pic:spPr>
                     <a:xfrm>
                       <a:off x="0" y="0"/>
-                      <a:ext cx="7542000" cy="10656000"/>
+                      <a:ext cx="7542000" cy="10638000"/>
                     </a:xfrm>
                     <a:prstGeom prst="rect"/>
                   </pic:spPr>
@@ -208,18 +196,15 @@
           </wp:inline>
         </w:drawing>
       </w:r>
-      <w:r>
-        <w:br w:type="page"/>
-      </w:r>
     </w:p>
     <w:p>
       <w:pPr>
-        <w:spacing w:before="0" w:after="0"/>
+        <w:spacing w:after="0" w:before="0"/>
       </w:pPr>
       <w:r>
         <w:drawing>
           <wp:inline xmlns:a="http://schemas.openxmlformats.org/drawingml/2006/main" xmlns:pic="http://schemas.openxmlformats.org/drawingml/2006/picture">
-            <wp:extent cx="7542000" cy="10656000"/>
+            <wp:extent cx="7542000" cy="10638000"/>
             <wp:docPr id="6" name="Picture 6"/>
             <wp:cNvGraphicFramePr>
               <a:graphicFrameLocks noChangeAspect="1"/>
@@ -228,7 +213,7 @@
               <a:graphicData uri="http://schemas.openxmlformats.org/drawingml/2006/picture">
                 <pic:pic>
                   <pic:nvPicPr>
-                    <pic:cNvPr id="0" name="pg_2-sinif-dilimizin-zenginlikleri-ekim_06.jpg"/>
+                    <pic:cNvPr id="0" name="p-06.jpg"/>
                     <pic:cNvPicPr/>
                   </pic:nvPicPr>
                   <pic:blipFill>
@@ -240,7 +225,7 @@
                   <pic:spPr>
                     <a:xfrm>
                       <a:off x="0" y="0"/>
-                      <a:ext cx="7542000" cy="10656000"/>
+                      <a:ext cx="7542000" cy="10638000"/>
                     </a:xfrm>
                     <a:prstGeom prst="rect"/>
                   </pic:spPr>
@@ -250,18 +235,15 @@
           </wp:inline>
         </w:drawing>
       </w:r>
-      <w:r>
-        <w:br w:type="page"/>
-      </w:r>
     </w:p>
     <w:p>
       <w:pPr>
-        <w:spacing w:before="0" w:after="0"/>
+        <w:spacing w:after="0" w:before="0"/>
       </w:pPr>
       <w:r>
         <w:drawing>
           <wp:inline xmlns:a="http://schemas.openxmlformats.org/drawingml/2006/main" xmlns:pic="http://schemas.openxmlformats.org/drawingml/2006/picture">
-            <wp:extent cx="7542000" cy="10656000"/>
+            <wp:extent cx="7542000" cy="10638000"/>
             <wp:docPr id="7" name="Picture 7"/>
             <wp:cNvGraphicFramePr>
               <a:graphicFrameLocks noChangeAspect="1"/>
@@ -270,7 +252,7 @@
               <a:graphicData uri="http://schemas.openxmlformats.org/drawingml/2006/picture">
                 <pic:pic>
                   <pic:nvPicPr>
-                    <pic:cNvPr id="0" name="pg_2-sinif-dilimizin-zenginlikleri-ekim_07.jpg"/>
+                    <pic:cNvPr id="0" name="p-07.jpg"/>
                     <pic:cNvPicPr/>
                   </pic:nvPicPr>
                   <pic:blipFill>
@@ -282,7 +264,7 @@
                   <pic:spPr>
                     <a:xfrm>
                       <a:off x="0" y="0"/>
-                      <a:ext cx="7542000" cy="10656000"/>
+                      <a:ext cx="7542000" cy="10638000"/>
                     </a:xfrm>
                     <a:prstGeom prst="rect"/>
                   </pic:spPr>
@@ -292,18 +274,15 @@
           </wp:inline>
         </w:drawing>
       </w:r>
-      <w:r>
-        <w:br w:type="page"/>
-      </w:r>
     </w:p>
     <w:p>
       <w:pPr>
-        <w:spacing w:before="0" w:after="0"/>
+        <w:spacing w:after="0" w:before="0"/>
       </w:pPr>
       <w:r>
         <w:drawing>
           <wp:inline xmlns:a="http://schemas.openxmlformats.org/drawingml/2006/main" xmlns:pic="http://schemas.openxmlformats.org/drawingml/2006/picture">
-            <wp:extent cx="7542000" cy="10656000"/>
+            <wp:extent cx="7542000" cy="10638000"/>
             <wp:docPr id="8" name="Picture 8"/>
             <wp:cNvGraphicFramePr>
               <a:graphicFrameLocks noChangeAspect="1"/>
@@ -312,7 +291,7 @@
               <a:graphicData uri="http://schemas.openxmlformats.org/drawingml/2006/picture">
                 <pic:pic>
                   <pic:nvPicPr>
-                    <pic:cNvPr id="0" name="pg_2-sinif-dilimizin-zenginlikleri-ekim_08.jpg"/>
+                    <pic:cNvPr id="0" name="p-08.jpg"/>
                     <pic:cNvPicPr/>
                   </pic:nvPicPr>
                   <pic:blipFill>
@@ -324,7 +303,7 @@
                   <pic:spPr>
                     <a:xfrm>
                       <a:off x="0" y="0"/>
-                      <a:ext cx="7542000" cy="10656000"/>
+                      <a:ext cx="7542000" cy="10638000"/>
                     </a:xfrm>
                     <a:prstGeom prst="rect"/>
                   </pic:spPr>
@@ -334,18 +313,15 @@
           </wp:inline>
         </w:drawing>
       </w:r>
-      <w:r>
-        <w:br w:type="page"/>
-      </w:r>
     </w:p>
     <w:p>
       <w:pPr>
-        <w:spacing w:before="0" w:after="0"/>
+        <w:spacing w:after="0" w:before="0"/>
       </w:pPr>
       <w:r>
         <w:drawing>
           <wp:inline xmlns:a="http://schemas.openxmlformats.org/drawingml/2006/main" xmlns:pic="http://schemas.openxmlformats.org/drawingml/2006/picture">
-            <wp:extent cx="7542000" cy="10656000"/>
+            <wp:extent cx="7542000" cy="10638000"/>
             <wp:docPr id="9" name="Picture 9"/>
             <wp:cNvGraphicFramePr>
               <a:graphicFrameLocks noChangeAspect="1"/>
@@ -354,7 +330,7 @@
               <a:graphicData uri="http://schemas.openxmlformats.org/drawingml/2006/picture">
                 <pic:pic>
                   <pic:nvPicPr>
-                    <pic:cNvPr id="0" name="pg_2-sinif-dilimizin-zenginlikleri-ekim_09.jpg"/>
+                    <pic:cNvPr id="0" name="p-09.jpg"/>
                     <pic:cNvPicPr/>
                   </pic:nvPicPr>
                   <pic:blipFill>
@@ -366,7 +342,7 @@
                   <pic:spPr>
                     <a:xfrm>
                       <a:off x="0" y="0"/>
-                      <a:ext cx="7542000" cy="10656000"/>
+                      <a:ext cx="7542000" cy="10638000"/>
                     </a:xfrm>
                     <a:prstGeom prst="rect"/>
                   </pic:spPr>
@@ -376,18 +352,15 @@
           </wp:inline>
         </w:drawing>
       </w:r>
-      <w:r>
-        <w:br w:type="page"/>
-      </w:r>
     </w:p>
     <w:p>
       <w:pPr>
-        <w:spacing w:before="0" w:after="0"/>
+        <w:spacing w:after="0" w:before="0"/>
       </w:pPr>
       <w:r>
         <w:drawing>
           <wp:inline xmlns:a="http://schemas.openxmlformats.org/drawingml/2006/main" xmlns:pic="http://schemas.openxmlformats.org/drawingml/2006/picture">
-            <wp:extent cx="7542000" cy="10656000"/>
+            <wp:extent cx="7542000" cy="10638000"/>
             <wp:docPr id="10" name="Picture 10"/>
             <wp:cNvGraphicFramePr>
               <a:graphicFrameLocks noChangeAspect="1"/>
@@ -396,7 +369,7 @@
               <a:graphicData uri="http://schemas.openxmlformats.org/drawingml/2006/picture">
                 <pic:pic>
                   <pic:nvPicPr>
-                    <pic:cNvPr id="0" name="pg_2-sinif-dilimizin-zenginlikleri-ekim_10.jpg"/>
+                    <pic:cNvPr id="0" name="p-10.jpg"/>
                     <pic:cNvPicPr/>
                   </pic:nvPicPr>
                   <pic:blipFill>
@@ -408,7 +381,7 @@
                   <pic:spPr>
                     <a:xfrm>
                       <a:off x="0" y="0"/>
-                      <a:ext cx="7542000" cy="10656000"/>
+                      <a:ext cx="7542000" cy="10638000"/>
                     </a:xfrm>
                     <a:prstGeom prst="rect"/>
                   </pic:spPr>
@@ -418,18 +391,15 @@
           </wp:inline>
         </w:drawing>
       </w:r>
-      <w:r>
-        <w:br w:type="page"/>
-      </w:r>
     </w:p>
     <w:p>
       <w:pPr>
-        <w:spacing w:before="0" w:after="0"/>
+        <w:spacing w:after="0" w:before="0"/>
       </w:pPr>
       <w:r>
         <w:drawing>
           <wp:inline xmlns:a="http://schemas.openxmlformats.org/drawingml/2006/main" xmlns:pic="http://schemas.openxmlformats.org/drawingml/2006/picture">
-            <wp:extent cx="7542000" cy="10656000"/>
+            <wp:extent cx="7542000" cy="10638000"/>
             <wp:docPr id="11" name="Picture 11"/>
             <wp:cNvGraphicFramePr>
               <a:graphicFrameLocks noChangeAspect="1"/>
@@ -438,7 +408,7 @@
               <a:graphicData uri="http://schemas.openxmlformats.org/drawingml/2006/picture">
                 <pic:pic>
                   <pic:nvPicPr>
-                    <pic:cNvPr id="0" name="pg_2-sinif-dilimizin-zenginlikleri-ekim_11.jpg"/>
+                    <pic:cNvPr id="0" name="p-11.jpg"/>
                     <pic:cNvPicPr/>
                   </pic:nvPicPr>
                   <pic:blipFill>
@@ -450,7 +420,7 @@
                   <pic:spPr>
                     <a:xfrm>
                       <a:off x="0" y="0"/>
-                      <a:ext cx="7542000" cy="10656000"/>
+                      <a:ext cx="7542000" cy="10638000"/>
                     </a:xfrm>
                     <a:prstGeom prst="rect"/>
                   </pic:spPr>
@@ -460,18 +430,15 @@
           </wp:inline>
         </w:drawing>
       </w:r>
-      <w:r>
-        <w:br w:type="page"/>
-      </w:r>
     </w:p>
     <w:p>
       <w:pPr>
-        <w:spacing w:before="0" w:after="0"/>
+        <w:spacing w:after="0" w:before="0"/>
       </w:pPr>
       <w:r>
         <w:drawing>
           <wp:inline xmlns:a="http://schemas.openxmlformats.org/drawingml/2006/main" xmlns:pic="http://schemas.openxmlformats.org/drawingml/2006/picture">
-            <wp:extent cx="7542000" cy="10656000"/>
+            <wp:extent cx="7542000" cy="10638000"/>
             <wp:docPr id="12" name="Picture 12"/>
             <wp:cNvGraphicFramePr>
               <a:graphicFrameLocks noChangeAspect="1"/>
@@ -480,7 +447,7 @@
               <a:graphicData uri="http://schemas.openxmlformats.org/drawingml/2006/picture">
                 <pic:pic>
                   <pic:nvPicPr>
-                    <pic:cNvPr id="0" name="pg_2-sinif-dilimizin-zenginlikleri-ekim_12.jpg"/>
+                    <pic:cNvPr id="0" name="p-12.jpg"/>
                     <pic:cNvPicPr/>
                   </pic:nvPicPr>
                   <pic:blipFill>
@@ -492,7 +459,1138 @@
                   <pic:spPr>
                     <a:xfrm>
                       <a:off x="0" y="0"/>
-                      <a:ext cx="7542000" cy="10656000"/>
+                      <a:ext cx="7542000" cy="10638000"/>
+                    </a:xfrm>
+                    <a:prstGeom prst="rect"/>
+                  </pic:spPr>
+                </pic:pic>
+              </a:graphicData>
+            </a:graphic>
+          </wp:inline>
+        </w:drawing>
+      </w:r>
+    </w:p>
+    <w:p>
+      <w:pPr>
+        <w:spacing w:after="0" w:before="0"/>
+      </w:pPr>
+      <w:r>
+        <w:drawing>
+          <wp:inline xmlns:a="http://schemas.openxmlformats.org/drawingml/2006/main" xmlns:pic="http://schemas.openxmlformats.org/drawingml/2006/picture">
+            <wp:extent cx="7542000" cy="10638000"/>
+            <wp:docPr id="13" name="Picture 13"/>
+            <wp:cNvGraphicFramePr>
+              <a:graphicFrameLocks noChangeAspect="1"/>
+            </wp:cNvGraphicFramePr>
+            <a:graphic>
+              <a:graphicData uri="http://schemas.openxmlformats.org/drawingml/2006/picture">
+                <pic:pic>
+                  <pic:nvPicPr>
+                    <pic:cNvPr id="0" name="p-13.jpg"/>
+                    <pic:cNvPicPr/>
+                  </pic:nvPicPr>
+                  <pic:blipFill>
+                    <a:blip r:embed="rId21"/>
+                    <a:stretch>
+                      <a:fillRect/>
+                    </a:stretch>
+                  </pic:blipFill>
+                  <pic:spPr>
+                    <a:xfrm>
+                      <a:off x="0" y="0"/>
+                      <a:ext cx="7542000" cy="10638000"/>
+                    </a:xfrm>
+                    <a:prstGeom prst="rect"/>
+                  </pic:spPr>
+                </pic:pic>
+              </a:graphicData>
+            </a:graphic>
+          </wp:inline>
+        </w:drawing>
+      </w:r>
+    </w:p>
+    <w:p>
+      <w:pPr>
+        <w:spacing w:after="0" w:before="0"/>
+      </w:pPr>
+      <w:r>
+        <w:drawing>
+          <wp:inline xmlns:a="http://schemas.openxmlformats.org/drawingml/2006/main" xmlns:pic="http://schemas.openxmlformats.org/drawingml/2006/picture">
+            <wp:extent cx="7542000" cy="10638000"/>
+            <wp:docPr id="14" name="Picture 14"/>
+            <wp:cNvGraphicFramePr>
+              <a:graphicFrameLocks noChangeAspect="1"/>
+            </wp:cNvGraphicFramePr>
+            <a:graphic>
+              <a:graphicData uri="http://schemas.openxmlformats.org/drawingml/2006/picture">
+                <pic:pic>
+                  <pic:nvPicPr>
+                    <pic:cNvPr id="0" name="p-14.jpg"/>
+                    <pic:cNvPicPr/>
+                  </pic:nvPicPr>
+                  <pic:blipFill>
+                    <a:blip r:embed="rId22"/>
+                    <a:stretch>
+                      <a:fillRect/>
+                    </a:stretch>
+                  </pic:blipFill>
+                  <pic:spPr>
+                    <a:xfrm>
+                      <a:off x="0" y="0"/>
+                      <a:ext cx="7542000" cy="10638000"/>
+                    </a:xfrm>
+                    <a:prstGeom prst="rect"/>
+                  </pic:spPr>
+                </pic:pic>
+              </a:graphicData>
+            </a:graphic>
+          </wp:inline>
+        </w:drawing>
+      </w:r>
+    </w:p>
+    <w:p>
+      <w:pPr>
+        <w:spacing w:after="0" w:before="0"/>
+      </w:pPr>
+      <w:r>
+        <w:drawing>
+          <wp:inline xmlns:a="http://schemas.openxmlformats.org/drawingml/2006/main" xmlns:pic="http://schemas.openxmlformats.org/drawingml/2006/picture">
+            <wp:extent cx="7542000" cy="10638000"/>
+            <wp:docPr id="15" name="Picture 15"/>
+            <wp:cNvGraphicFramePr>
+              <a:graphicFrameLocks noChangeAspect="1"/>
+            </wp:cNvGraphicFramePr>
+            <a:graphic>
+              <a:graphicData uri="http://schemas.openxmlformats.org/drawingml/2006/picture">
+                <pic:pic>
+                  <pic:nvPicPr>
+                    <pic:cNvPr id="0" name="p-15.jpg"/>
+                    <pic:cNvPicPr/>
+                  </pic:nvPicPr>
+                  <pic:blipFill>
+                    <a:blip r:embed="rId23"/>
+                    <a:stretch>
+                      <a:fillRect/>
+                    </a:stretch>
+                  </pic:blipFill>
+                  <pic:spPr>
+                    <a:xfrm>
+                      <a:off x="0" y="0"/>
+                      <a:ext cx="7542000" cy="10638000"/>
+                    </a:xfrm>
+                    <a:prstGeom prst="rect"/>
+                  </pic:spPr>
+                </pic:pic>
+              </a:graphicData>
+            </a:graphic>
+          </wp:inline>
+        </w:drawing>
+      </w:r>
+    </w:p>
+    <w:p>
+      <w:pPr>
+        <w:spacing w:after="0" w:before="0"/>
+      </w:pPr>
+      <w:r>
+        <w:drawing>
+          <wp:inline xmlns:a="http://schemas.openxmlformats.org/drawingml/2006/main" xmlns:pic="http://schemas.openxmlformats.org/drawingml/2006/picture">
+            <wp:extent cx="7542000" cy="10638000"/>
+            <wp:docPr id="16" name="Picture 16"/>
+            <wp:cNvGraphicFramePr>
+              <a:graphicFrameLocks noChangeAspect="1"/>
+            </wp:cNvGraphicFramePr>
+            <a:graphic>
+              <a:graphicData uri="http://schemas.openxmlformats.org/drawingml/2006/picture">
+                <pic:pic>
+                  <pic:nvPicPr>
+                    <pic:cNvPr id="0" name="p-16.jpg"/>
+                    <pic:cNvPicPr/>
+                  </pic:nvPicPr>
+                  <pic:blipFill>
+                    <a:blip r:embed="rId24"/>
+                    <a:stretch>
+                      <a:fillRect/>
+                    </a:stretch>
+                  </pic:blipFill>
+                  <pic:spPr>
+                    <a:xfrm>
+                      <a:off x="0" y="0"/>
+                      <a:ext cx="7542000" cy="10638000"/>
+                    </a:xfrm>
+                    <a:prstGeom prst="rect"/>
+                  </pic:spPr>
+                </pic:pic>
+              </a:graphicData>
+            </a:graphic>
+          </wp:inline>
+        </w:drawing>
+      </w:r>
+    </w:p>
+    <w:p>
+      <w:pPr>
+        <w:spacing w:after="0" w:before="0"/>
+      </w:pPr>
+      <w:r>
+        <w:drawing>
+          <wp:inline xmlns:a="http://schemas.openxmlformats.org/drawingml/2006/main" xmlns:pic="http://schemas.openxmlformats.org/drawingml/2006/picture">
+            <wp:extent cx="7542000" cy="10638000"/>
+            <wp:docPr id="17" name="Picture 17"/>
+            <wp:cNvGraphicFramePr>
+              <a:graphicFrameLocks noChangeAspect="1"/>
+            </wp:cNvGraphicFramePr>
+            <a:graphic>
+              <a:graphicData uri="http://schemas.openxmlformats.org/drawingml/2006/picture">
+                <pic:pic>
+                  <pic:nvPicPr>
+                    <pic:cNvPr id="0" name="p-17.jpg"/>
+                    <pic:cNvPicPr/>
+                  </pic:nvPicPr>
+                  <pic:blipFill>
+                    <a:blip r:embed="rId25"/>
+                    <a:stretch>
+                      <a:fillRect/>
+                    </a:stretch>
+                  </pic:blipFill>
+                  <pic:spPr>
+                    <a:xfrm>
+                      <a:off x="0" y="0"/>
+                      <a:ext cx="7542000" cy="10638000"/>
+                    </a:xfrm>
+                    <a:prstGeom prst="rect"/>
+                  </pic:spPr>
+                </pic:pic>
+              </a:graphicData>
+            </a:graphic>
+          </wp:inline>
+        </w:drawing>
+      </w:r>
+    </w:p>
+    <w:p>
+      <w:pPr>
+        <w:spacing w:after="0" w:before="0"/>
+      </w:pPr>
+      <w:r>
+        <w:drawing>
+          <wp:inline xmlns:a="http://schemas.openxmlformats.org/drawingml/2006/main" xmlns:pic="http://schemas.openxmlformats.org/drawingml/2006/picture">
+            <wp:extent cx="7542000" cy="10638000"/>
+            <wp:docPr id="18" name="Picture 18"/>
+            <wp:cNvGraphicFramePr>
+              <a:graphicFrameLocks noChangeAspect="1"/>
+            </wp:cNvGraphicFramePr>
+            <a:graphic>
+              <a:graphicData uri="http://schemas.openxmlformats.org/drawingml/2006/picture">
+                <pic:pic>
+                  <pic:nvPicPr>
+                    <pic:cNvPr id="0" name="p-18.jpg"/>
+                    <pic:cNvPicPr/>
+                  </pic:nvPicPr>
+                  <pic:blipFill>
+                    <a:blip r:embed="rId26"/>
+                    <a:stretch>
+                      <a:fillRect/>
+                    </a:stretch>
+                  </pic:blipFill>
+                  <pic:spPr>
+                    <a:xfrm>
+                      <a:off x="0" y="0"/>
+                      <a:ext cx="7542000" cy="10638000"/>
+                    </a:xfrm>
+                    <a:prstGeom prst="rect"/>
+                  </pic:spPr>
+                </pic:pic>
+              </a:graphicData>
+            </a:graphic>
+          </wp:inline>
+        </w:drawing>
+      </w:r>
+    </w:p>
+    <w:p>
+      <w:pPr>
+        <w:spacing w:after="0" w:before="0"/>
+      </w:pPr>
+      <w:r>
+        <w:drawing>
+          <wp:inline xmlns:a="http://schemas.openxmlformats.org/drawingml/2006/main" xmlns:pic="http://schemas.openxmlformats.org/drawingml/2006/picture">
+            <wp:extent cx="7542000" cy="10638000"/>
+            <wp:docPr id="19" name="Picture 19"/>
+            <wp:cNvGraphicFramePr>
+              <a:graphicFrameLocks noChangeAspect="1"/>
+            </wp:cNvGraphicFramePr>
+            <a:graphic>
+              <a:graphicData uri="http://schemas.openxmlformats.org/drawingml/2006/picture">
+                <pic:pic>
+                  <pic:nvPicPr>
+                    <pic:cNvPr id="0" name="p-19.jpg"/>
+                    <pic:cNvPicPr/>
+                  </pic:nvPicPr>
+                  <pic:blipFill>
+                    <a:blip r:embed="rId27"/>
+                    <a:stretch>
+                      <a:fillRect/>
+                    </a:stretch>
+                  </pic:blipFill>
+                  <pic:spPr>
+                    <a:xfrm>
+                      <a:off x="0" y="0"/>
+                      <a:ext cx="7542000" cy="10638000"/>
+                    </a:xfrm>
+                    <a:prstGeom prst="rect"/>
+                  </pic:spPr>
+                </pic:pic>
+              </a:graphicData>
+            </a:graphic>
+          </wp:inline>
+        </w:drawing>
+      </w:r>
+    </w:p>
+    <w:p>
+      <w:pPr>
+        <w:spacing w:after="0" w:before="0"/>
+      </w:pPr>
+      <w:r>
+        <w:drawing>
+          <wp:inline xmlns:a="http://schemas.openxmlformats.org/drawingml/2006/main" xmlns:pic="http://schemas.openxmlformats.org/drawingml/2006/picture">
+            <wp:extent cx="7542000" cy="10638000"/>
+            <wp:docPr id="20" name="Picture 20"/>
+            <wp:cNvGraphicFramePr>
+              <a:graphicFrameLocks noChangeAspect="1"/>
+            </wp:cNvGraphicFramePr>
+            <a:graphic>
+              <a:graphicData uri="http://schemas.openxmlformats.org/drawingml/2006/picture">
+                <pic:pic>
+                  <pic:nvPicPr>
+                    <pic:cNvPr id="0" name="p-20.jpg"/>
+                    <pic:cNvPicPr/>
+                  </pic:nvPicPr>
+                  <pic:blipFill>
+                    <a:blip r:embed="rId28"/>
+                    <a:stretch>
+                      <a:fillRect/>
+                    </a:stretch>
+                  </pic:blipFill>
+                  <pic:spPr>
+                    <a:xfrm>
+                      <a:off x="0" y="0"/>
+                      <a:ext cx="7542000" cy="10638000"/>
+                    </a:xfrm>
+                    <a:prstGeom prst="rect"/>
+                  </pic:spPr>
+                </pic:pic>
+              </a:graphicData>
+            </a:graphic>
+          </wp:inline>
+        </w:drawing>
+      </w:r>
+    </w:p>
+    <w:p>
+      <w:pPr>
+        <w:spacing w:after="0" w:before="0"/>
+      </w:pPr>
+      <w:r>
+        <w:drawing>
+          <wp:inline xmlns:a="http://schemas.openxmlformats.org/drawingml/2006/main" xmlns:pic="http://schemas.openxmlformats.org/drawingml/2006/picture">
+            <wp:extent cx="7542000" cy="10638000"/>
+            <wp:docPr id="21" name="Picture 21"/>
+            <wp:cNvGraphicFramePr>
+              <a:graphicFrameLocks noChangeAspect="1"/>
+            </wp:cNvGraphicFramePr>
+            <a:graphic>
+              <a:graphicData uri="http://schemas.openxmlformats.org/drawingml/2006/picture">
+                <pic:pic>
+                  <pic:nvPicPr>
+                    <pic:cNvPr id="0" name="p-21.jpg"/>
+                    <pic:cNvPicPr/>
+                  </pic:nvPicPr>
+                  <pic:blipFill>
+                    <a:blip r:embed="rId29"/>
+                    <a:stretch>
+                      <a:fillRect/>
+                    </a:stretch>
+                  </pic:blipFill>
+                  <pic:spPr>
+                    <a:xfrm>
+                      <a:off x="0" y="0"/>
+                      <a:ext cx="7542000" cy="10638000"/>
+                    </a:xfrm>
+                    <a:prstGeom prst="rect"/>
+                  </pic:spPr>
+                </pic:pic>
+              </a:graphicData>
+            </a:graphic>
+          </wp:inline>
+        </w:drawing>
+      </w:r>
+    </w:p>
+    <w:p>
+      <w:pPr>
+        <w:spacing w:after="0" w:before="0"/>
+      </w:pPr>
+      <w:r>
+        <w:drawing>
+          <wp:inline xmlns:a="http://schemas.openxmlformats.org/drawingml/2006/main" xmlns:pic="http://schemas.openxmlformats.org/drawingml/2006/picture">
+            <wp:extent cx="7542000" cy="10638000"/>
+            <wp:docPr id="22" name="Picture 22"/>
+            <wp:cNvGraphicFramePr>
+              <a:graphicFrameLocks noChangeAspect="1"/>
+            </wp:cNvGraphicFramePr>
+            <a:graphic>
+              <a:graphicData uri="http://schemas.openxmlformats.org/drawingml/2006/picture">
+                <pic:pic>
+                  <pic:nvPicPr>
+                    <pic:cNvPr id="0" name="p-22.jpg"/>
+                    <pic:cNvPicPr/>
+                  </pic:nvPicPr>
+                  <pic:blipFill>
+                    <a:blip r:embed="rId30"/>
+                    <a:stretch>
+                      <a:fillRect/>
+                    </a:stretch>
+                  </pic:blipFill>
+                  <pic:spPr>
+                    <a:xfrm>
+                      <a:off x="0" y="0"/>
+                      <a:ext cx="7542000" cy="10638000"/>
+                    </a:xfrm>
+                    <a:prstGeom prst="rect"/>
+                  </pic:spPr>
+                </pic:pic>
+              </a:graphicData>
+            </a:graphic>
+          </wp:inline>
+        </w:drawing>
+      </w:r>
+    </w:p>
+    <w:p>
+      <w:pPr>
+        <w:spacing w:after="0" w:before="0"/>
+      </w:pPr>
+      <w:r>
+        <w:drawing>
+          <wp:inline xmlns:a="http://schemas.openxmlformats.org/drawingml/2006/main" xmlns:pic="http://schemas.openxmlformats.org/drawingml/2006/picture">
+            <wp:extent cx="7542000" cy="10638000"/>
+            <wp:docPr id="23" name="Picture 23"/>
+            <wp:cNvGraphicFramePr>
+              <a:graphicFrameLocks noChangeAspect="1"/>
+            </wp:cNvGraphicFramePr>
+            <a:graphic>
+              <a:graphicData uri="http://schemas.openxmlformats.org/drawingml/2006/picture">
+                <pic:pic>
+                  <pic:nvPicPr>
+                    <pic:cNvPr id="0" name="p-23.jpg"/>
+                    <pic:cNvPicPr/>
+                  </pic:nvPicPr>
+                  <pic:blipFill>
+                    <a:blip r:embed="rId31"/>
+                    <a:stretch>
+                      <a:fillRect/>
+                    </a:stretch>
+                  </pic:blipFill>
+                  <pic:spPr>
+                    <a:xfrm>
+                      <a:off x="0" y="0"/>
+                      <a:ext cx="7542000" cy="10638000"/>
+                    </a:xfrm>
+                    <a:prstGeom prst="rect"/>
+                  </pic:spPr>
+                </pic:pic>
+              </a:graphicData>
+            </a:graphic>
+          </wp:inline>
+        </w:drawing>
+      </w:r>
+    </w:p>
+    <w:p>
+      <w:pPr>
+        <w:spacing w:after="0" w:before="0"/>
+      </w:pPr>
+      <w:r>
+        <w:drawing>
+          <wp:inline xmlns:a="http://schemas.openxmlformats.org/drawingml/2006/main" xmlns:pic="http://schemas.openxmlformats.org/drawingml/2006/picture">
+            <wp:extent cx="7542000" cy="10638000"/>
+            <wp:docPr id="24" name="Picture 24"/>
+            <wp:cNvGraphicFramePr>
+              <a:graphicFrameLocks noChangeAspect="1"/>
+            </wp:cNvGraphicFramePr>
+            <a:graphic>
+              <a:graphicData uri="http://schemas.openxmlformats.org/drawingml/2006/picture">
+                <pic:pic>
+                  <pic:nvPicPr>
+                    <pic:cNvPr id="0" name="p-24.jpg"/>
+                    <pic:cNvPicPr/>
+                  </pic:nvPicPr>
+                  <pic:blipFill>
+                    <a:blip r:embed="rId32"/>
+                    <a:stretch>
+                      <a:fillRect/>
+                    </a:stretch>
+                  </pic:blipFill>
+                  <pic:spPr>
+                    <a:xfrm>
+                      <a:off x="0" y="0"/>
+                      <a:ext cx="7542000" cy="10638000"/>
+                    </a:xfrm>
+                    <a:prstGeom prst="rect"/>
+                  </pic:spPr>
+                </pic:pic>
+              </a:graphicData>
+            </a:graphic>
+          </wp:inline>
+        </w:drawing>
+      </w:r>
+    </w:p>
+    <w:p>
+      <w:pPr>
+        <w:spacing w:after="0" w:before="0"/>
+      </w:pPr>
+      <w:r>
+        <w:drawing>
+          <wp:inline xmlns:a="http://schemas.openxmlformats.org/drawingml/2006/main" xmlns:pic="http://schemas.openxmlformats.org/drawingml/2006/picture">
+            <wp:extent cx="7542000" cy="10638000"/>
+            <wp:docPr id="25" name="Picture 25"/>
+            <wp:cNvGraphicFramePr>
+              <a:graphicFrameLocks noChangeAspect="1"/>
+            </wp:cNvGraphicFramePr>
+            <a:graphic>
+              <a:graphicData uri="http://schemas.openxmlformats.org/drawingml/2006/picture">
+                <pic:pic>
+                  <pic:nvPicPr>
+                    <pic:cNvPr id="0" name="p-25.jpg"/>
+                    <pic:cNvPicPr/>
+                  </pic:nvPicPr>
+                  <pic:blipFill>
+                    <a:blip r:embed="rId33"/>
+                    <a:stretch>
+                      <a:fillRect/>
+                    </a:stretch>
+                  </pic:blipFill>
+                  <pic:spPr>
+                    <a:xfrm>
+                      <a:off x="0" y="0"/>
+                      <a:ext cx="7542000" cy="10638000"/>
+                    </a:xfrm>
+                    <a:prstGeom prst="rect"/>
+                  </pic:spPr>
+                </pic:pic>
+              </a:graphicData>
+            </a:graphic>
+          </wp:inline>
+        </w:drawing>
+      </w:r>
+    </w:p>
+    <w:p>
+      <w:pPr>
+        <w:spacing w:after="0" w:before="0"/>
+      </w:pPr>
+      <w:r>
+        <w:drawing>
+          <wp:inline xmlns:a="http://schemas.openxmlformats.org/drawingml/2006/main" xmlns:pic="http://schemas.openxmlformats.org/drawingml/2006/picture">
+            <wp:extent cx="7542000" cy="10638000"/>
+            <wp:docPr id="26" name="Picture 26"/>
+            <wp:cNvGraphicFramePr>
+              <a:graphicFrameLocks noChangeAspect="1"/>
+            </wp:cNvGraphicFramePr>
+            <a:graphic>
+              <a:graphicData uri="http://schemas.openxmlformats.org/drawingml/2006/picture">
+                <pic:pic>
+                  <pic:nvPicPr>
+                    <pic:cNvPr id="0" name="p-26.jpg"/>
+                    <pic:cNvPicPr/>
+                  </pic:nvPicPr>
+                  <pic:blipFill>
+                    <a:blip r:embed="rId34"/>
+                    <a:stretch>
+                      <a:fillRect/>
+                    </a:stretch>
+                  </pic:blipFill>
+                  <pic:spPr>
+                    <a:xfrm>
+                      <a:off x="0" y="0"/>
+                      <a:ext cx="7542000" cy="10638000"/>
+                    </a:xfrm>
+                    <a:prstGeom prst="rect"/>
+                  </pic:spPr>
+                </pic:pic>
+              </a:graphicData>
+            </a:graphic>
+          </wp:inline>
+        </w:drawing>
+      </w:r>
+    </w:p>
+    <w:p>
+      <w:pPr>
+        <w:spacing w:after="0" w:before="0"/>
+      </w:pPr>
+      <w:r>
+        <w:drawing>
+          <wp:inline xmlns:a="http://schemas.openxmlformats.org/drawingml/2006/main" xmlns:pic="http://schemas.openxmlformats.org/drawingml/2006/picture">
+            <wp:extent cx="7542000" cy="10638000"/>
+            <wp:docPr id="27" name="Picture 27"/>
+            <wp:cNvGraphicFramePr>
+              <a:graphicFrameLocks noChangeAspect="1"/>
+            </wp:cNvGraphicFramePr>
+            <a:graphic>
+              <a:graphicData uri="http://schemas.openxmlformats.org/drawingml/2006/picture">
+                <pic:pic>
+                  <pic:nvPicPr>
+                    <pic:cNvPr id="0" name="p-27.jpg"/>
+                    <pic:cNvPicPr/>
+                  </pic:nvPicPr>
+                  <pic:blipFill>
+                    <a:blip r:embed="rId35"/>
+                    <a:stretch>
+                      <a:fillRect/>
+                    </a:stretch>
+                  </pic:blipFill>
+                  <pic:spPr>
+                    <a:xfrm>
+                      <a:off x="0" y="0"/>
+                      <a:ext cx="7542000" cy="10638000"/>
+                    </a:xfrm>
+                    <a:prstGeom prst="rect"/>
+                  </pic:spPr>
+                </pic:pic>
+              </a:graphicData>
+            </a:graphic>
+          </wp:inline>
+        </w:drawing>
+      </w:r>
+    </w:p>
+    <w:p>
+      <w:pPr>
+        <w:spacing w:after="0" w:before="0"/>
+      </w:pPr>
+      <w:r>
+        <w:drawing>
+          <wp:inline xmlns:a="http://schemas.openxmlformats.org/drawingml/2006/main" xmlns:pic="http://schemas.openxmlformats.org/drawingml/2006/picture">
+            <wp:extent cx="7542000" cy="10638000"/>
+            <wp:docPr id="28" name="Picture 28"/>
+            <wp:cNvGraphicFramePr>
+              <a:graphicFrameLocks noChangeAspect="1"/>
+            </wp:cNvGraphicFramePr>
+            <a:graphic>
+              <a:graphicData uri="http://schemas.openxmlformats.org/drawingml/2006/picture">
+                <pic:pic>
+                  <pic:nvPicPr>
+                    <pic:cNvPr id="0" name="p-28.jpg"/>
+                    <pic:cNvPicPr/>
+                  </pic:nvPicPr>
+                  <pic:blipFill>
+                    <a:blip r:embed="rId36"/>
+                    <a:stretch>
+                      <a:fillRect/>
+                    </a:stretch>
+                  </pic:blipFill>
+                  <pic:spPr>
+                    <a:xfrm>
+                      <a:off x="0" y="0"/>
+                      <a:ext cx="7542000" cy="10638000"/>
+                    </a:xfrm>
+                    <a:prstGeom prst="rect"/>
+                  </pic:spPr>
+                </pic:pic>
+              </a:graphicData>
+            </a:graphic>
+          </wp:inline>
+        </w:drawing>
+      </w:r>
+    </w:p>
+    <w:p>
+      <w:pPr>
+        <w:spacing w:after="0" w:before="0"/>
+      </w:pPr>
+      <w:r>
+        <w:drawing>
+          <wp:inline xmlns:a="http://schemas.openxmlformats.org/drawingml/2006/main" xmlns:pic="http://schemas.openxmlformats.org/drawingml/2006/picture">
+            <wp:extent cx="7542000" cy="10638000"/>
+            <wp:docPr id="29" name="Picture 29"/>
+            <wp:cNvGraphicFramePr>
+              <a:graphicFrameLocks noChangeAspect="1"/>
+            </wp:cNvGraphicFramePr>
+            <a:graphic>
+              <a:graphicData uri="http://schemas.openxmlformats.org/drawingml/2006/picture">
+                <pic:pic>
+                  <pic:nvPicPr>
+                    <pic:cNvPr id="0" name="p-29.jpg"/>
+                    <pic:cNvPicPr/>
+                  </pic:nvPicPr>
+                  <pic:blipFill>
+                    <a:blip r:embed="rId37"/>
+                    <a:stretch>
+                      <a:fillRect/>
+                    </a:stretch>
+                  </pic:blipFill>
+                  <pic:spPr>
+                    <a:xfrm>
+                      <a:off x="0" y="0"/>
+                      <a:ext cx="7542000" cy="10638000"/>
+                    </a:xfrm>
+                    <a:prstGeom prst="rect"/>
+                  </pic:spPr>
+                </pic:pic>
+              </a:graphicData>
+            </a:graphic>
+          </wp:inline>
+        </w:drawing>
+      </w:r>
+    </w:p>
+    <w:p>
+      <w:pPr>
+        <w:spacing w:after="0" w:before="0"/>
+      </w:pPr>
+      <w:r>
+        <w:drawing>
+          <wp:inline xmlns:a="http://schemas.openxmlformats.org/drawingml/2006/main" xmlns:pic="http://schemas.openxmlformats.org/drawingml/2006/picture">
+            <wp:extent cx="7542000" cy="10638000"/>
+            <wp:docPr id="30" name="Picture 30"/>
+            <wp:cNvGraphicFramePr>
+              <a:graphicFrameLocks noChangeAspect="1"/>
+            </wp:cNvGraphicFramePr>
+            <a:graphic>
+              <a:graphicData uri="http://schemas.openxmlformats.org/drawingml/2006/picture">
+                <pic:pic>
+                  <pic:nvPicPr>
+                    <pic:cNvPr id="0" name="p-30.jpg"/>
+                    <pic:cNvPicPr/>
+                  </pic:nvPicPr>
+                  <pic:blipFill>
+                    <a:blip r:embed="rId38"/>
+                    <a:stretch>
+                      <a:fillRect/>
+                    </a:stretch>
+                  </pic:blipFill>
+                  <pic:spPr>
+                    <a:xfrm>
+                      <a:off x="0" y="0"/>
+                      <a:ext cx="7542000" cy="10638000"/>
+                    </a:xfrm>
+                    <a:prstGeom prst="rect"/>
+                  </pic:spPr>
+                </pic:pic>
+              </a:graphicData>
+            </a:graphic>
+          </wp:inline>
+        </w:drawing>
+      </w:r>
+    </w:p>
+    <w:p>
+      <w:pPr>
+        <w:spacing w:after="0" w:before="0"/>
+      </w:pPr>
+      <w:r>
+        <w:drawing>
+          <wp:inline xmlns:a="http://schemas.openxmlformats.org/drawingml/2006/main" xmlns:pic="http://schemas.openxmlformats.org/drawingml/2006/picture">
+            <wp:extent cx="7542000" cy="10638000"/>
+            <wp:docPr id="31" name="Picture 31"/>
+            <wp:cNvGraphicFramePr>
+              <a:graphicFrameLocks noChangeAspect="1"/>
+            </wp:cNvGraphicFramePr>
+            <a:graphic>
+              <a:graphicData uri="http://schemas.openxmlformats.org/drawingml/2006/picture">
+                <pic:pic>
+                  <pic:nvPicPr>
+                    <pic:cNvPr id="0" name="p-31.jpg"/>
+                    <pic:cNvPicPr/>
+                  </pic:nvPicPr>
+                  <pic:blipFill>
+                    <a:blip r:embed="rId39"/>
+                    <a:stretch>
+                      <a:fillRect/>
+                    </a:stretch>
+                  </pic:blipFill>
+                  <pic:spPr>
+                    <a:xfrm>
+                      <a:off x="0" y="0"/>
+                      <a:ext cx="7542000" cy="10638000"/>
+                    </a:xfrm>
+                    <a:prstGeom prst="rect"/>
+                  </pic:spPr>
+                </pic:pic>
+              </a:graphicData>
+            </a:graphic>
+          </wp:inline>
+        </w:drawing>
+      </w:r>
+    </w:p>
+    <w:p>
+      <w:pPr>
+        <w:spacing w:after="0" w:before="0"/>
+      </w:pPr>
+      <w:r>
+        <w:drawing>
+          <wp:inline xmlns:a="http://schemas.openxmlformats.org/drawingml/2006/main" xmlns:pic="http://schemas.openxmlformats.org/drawingml/2006/picture">
+            <wp:extent cx="7542000" cy="10638000"/>
+            <wp:docPr id="32" name="Picture 32"/>
+            <wp:cNvGraphicFramePr>
+              <a:graphicFrameLocks noChangeAspect="1"/>
+            </wp:cNvGraphicFramePr>
+            <a:graphic>
+              <a:graphicData uri="http://schemas.openxmlformats.org/drawingml/2006/picture">
+                <pic:pic>
+                  <pic:nvPicPr>
+                    <pic:cNvPr id="0" name="p-32.jpg"/>
+                    <pic:cNvPicPr/>
+                  </pic:nvPicPr>
+                  <pic:blipFill>
+                    <a:blip r:embed="rId40"/>
+                    <a:stretch>
+                      <a:fillRect/>
+                    </a:stretch>
+                  </pic:blipFill>
+                  <pic:spPr>
+                    <a:xfrm>
+                      <a:off x="0" y="0"/>
+                      <a:ext cx="7542000" cy="10638000"/>
+                    </a:xfrm>
+                    <a:prstGeom prst="rect"/>
+                  </pic:spPr>
+                </pic:pic>
+              </a:graphicData>
+            </a:graphic>
+          </wp:inline>
+        </w:drawing>
+      </w:r>
+    </w:p>
+    <w:p>
+      <w:pPr>
+        <w:spacing w:after="0" w:before="0"/>
+      </w:pPr>
+      <w:r>
+        <w:drawing>
+          <wp:inline xmlns:a="http://schemas.openxmlformats.org/drawingml/2006/main" xmlns:pic="http://schemas.openxmlformats.org/drawingml/2006/picture">
+            <wp:extent cx="7542000" cy="10638000"/>
+            <wp:docPr id="33" name="Picture 33"/>
+            <wp:cNvGraphicFramePr>
+              <a:graphicFrameLocks noChangeAspect="1"/>
+            </wp:cNvGraphicFramePr>
+            <a:graphic>
+              <a:graphicData uri="http://schemas.openxmlformats.org/drawingml/2006/picture">
+                <pic:pic>
+                  <pic:nvPicPr>
+                    <pic:cNvPr id="0" name="p-33.jpg"/>
+                    <pic:cNvPicPr/>
+                  </pic:nvPicPr>
+                  <pic:blipFill>
+                    <a:blip r:embed="rId41"/>
+                    <a:stretch>
+                      <a:fillRect/>
+                    </a:stretch>
+                  </pic:blipFill>
+                  <pic:spPr>
+                    <a:xfrm>
+                      <a:off x="0" y="0"/>
+                      <a:ext cx="7542000" cy="10638000"/>
+                    </a:xfrm>
+                    <a:prstGeom prst="rect"/>
+                  </pic:spPr>
+                </pic:pic>
+              </a:graphicData>
+            </a:graphic>
+          </wp:inline>
+        </w:drawing>
+      </w:r>
+    </w:p>
+    <w:p>
+      <w:pPr>
+        <w:spacing w:after="0" w:before="0"/>
+      </w:pPr>
+      <w:r>
+        <w:drawing>
+          <wp:inline xmlns:a="http://schemas.openxmlformats.org/drawingml/2006/main" xmlns:pic="http://schemas.openxmlformats.org/drawingml/2006/picture">
+            <wp:extent cx="7542000" cy="10638000"/>
+            <wp:docPr id="34" name="Picture 34"/>
+            <wp:cNvGraphicFramePr>
+              <a:graphicFrameLocks noChangeAspect="1"/>
+            </wp:cNvGraphicFramePr>
+            <a:graphic>
+              <a:graphicData uri="http://schemas.openxmlformats.org/drawingml/2006/picture">
+                <pic:pic>
+                  <pic:nvPicPr>
+                    <pic:cNvPr id="0" name="p-34.jpg"/>
+                    <pic:cNvPicPr/>
+                  </pic:nvPicPr>
+                  <pic:blipFill>
+                    <a:blip r:embed="rId42"/>
+                    <a:stretch>
+                      <a:fillRect/>
+                    </a:stretch>
+                  </pic:blipFill>
+                  <pic:spPr>
+                    <a:xfrm>
+                      <a:off x="0" y="0"/>
+                      <a:ext cx="7542000" cy="10638000"/>
+                    </a:xfrm>
+                    <a:prstGeom prst="rect"/>
+                  </pic:spPr>
+                </pic:pic>
+              </a:graphicData>
+            </a:graphic>
+          </wp:inline>
+        </w:drawing>
+      </w:r>
+    </w:p>
+    <w:p>
+      <w:pPr>
+        <w:spacing w:after="0" w:before="0"/>
+      </w:pPr>
+      <w:r>
+        <w:drawing>
+          <wp:inline xmlns:a="http://schemas.openxmlformats.org/drawingml/2006/main" xmlns:pic="http://schemas.openxmlformats.org/drawingml/2006/picture">
+            <wp:extent cx="7542000" cy="10638000"/>
+            <wp:docPr id="35" name="Picture 35"/>
+            <wp:cNvGraphicFramePr>
+              <a:graphicFrameLocks noChangeAspect="1"/>
+            </wp:cNvGraphicFramePr>
+            <a:graphic>
+              <a:graphicData uri="http://schemas.openxmlformats.org/drawingml/2006/picture">
+                <pic:pic>
+                  <pic:nvPicPr>
+                    <pic:cNvPr id="0" name="p-35.jpg"/>
+                    <pic:cNvPicPr/>
+                  </pic:nvPicPr>
+                  <pic:blipFill>
+                    <a:blip r:embed="rId43"/>
+                    <a:stretch>
+                      <a:fillRect/>
+                    </a:stretch>
+                  </pic:blipFill>
+                  <pic:spPr>
+                    <a:xfrm>
+                      <a:off x="0" y="0"/>
+                      <a:ext cx="7542000" cy="10638000"/>
+                    </a:xfrm>
+                    <a:prstGeom prst="rect"/>
+                  </pic:spPr>
+                </pic:pic>
+              </a:graphicData>
+            </a:graphic>
+          </wp:inline>
+        </w:drawing>
+      </w:r>
+    </w:p>
+    <w:p>
+      <w:pPr>
+        <w:spacing w:after="0" w:before="0"/>
+      </w:pPr>
+      <w:r>
+        <w:drawing>
+          <wp:inline xmlns:a="http://schemas.openxmlformats.org/drawingml/2006/main" xmlns:pic="http://schemas.openxmlformats.org/drawingml/2006/picture">
+            <wp:extent cx="7542000" cy="10638000"/>
+            <wp:docPr id="36" name="Picture 36"/>
+            <wp:cNvGraphicFramePr>
+              <a:graphicFrameLocks noChangeAspect="1"/>
+            </wp:cNvGraphicFramePr>
+            <a:graphic>
+              <a:graphicData uri="http://schemas.openxmlformats.org/drawingml/2006/picture">
+                <pic:pic>
+                  <pic:nvPicPr>
+                    <pic:cNvPr id="0" name="p-36.jpg"/>
+                    <pic:cNvPicPr/>
+                  </pic:nvPicPr>
+                  <pic:blipFill>
+                    <a:blip r:embed="rId44"/>
+                    <a:stretch>
+                      <a:fillRect/>
+                    </a:stretch>
+                  </pic:blipFill>
+                  <pic:spPr>
+                    <a:xfrm>
+                      <a:off x="0" y="0"/>
+                      <a:ext cx="7542000" cy="10638000"/>
+                    </a:xfrm>
+                    <a:prstGeom prst="rect"/>
+                  </pic:spPr>
+                </pic:pic>
+              </a:graphicData>
+            </a:graphic>
+          </wp:inline>
+        </w:drawing>
+      </w:r>
+    </w:p>
+    <w:p>
+      <w:pPr>
+        <w:spacing w:after="0" w:before="0"/>
+      </w:pPr>
+      <w:r>
+        <w:drawing>
+          <wp:inline xmlns:a="http://schemas.openxmlformats.org/drawingml/2006/main" xmlns:pic="http://schemas.openxmlformats.org/drawingml/2006/picture">
+            <wp:extent cx="7542000" cy="10638000"/>
+            <wp:docPr id="37" name="Picture 37"/>
+            <wp:cNvGraphicFramePr>
+              <a:graphicFrameLocks noChangeAspect="1"/>
+            </wp:cNvGraphicFramePr>
+            <a:graphic>
+              <a:graphicData uri="http://schemas.openxmlformats.org/drawingml/2006/picture">
+                <pic:pic>
+                  <pic:nvPicPr>
+                    <pic:cNvPr id="0" name="p-37.jpg"/>
+                    <pic:cNvPicPr/>
+                  </pic:nvPicPr>
+                  <pic:blipFill>
+                    <a:blip r:embed="rId45"/>
+                    <a:stretch>
+                      <a:fillRect/>
+                    </a:stretch>
+                  </pic:blipFill>
+                  <pic:spPr>
+                    <a:xfrm>
+                      <a:off x="0" y="0"/>
+                      <a:ext cx="7542000" cy="10638000"/>
+                    </a:xfrm>
+                    <a:prstGeom prst="rect"/>
+                  </pic:spPr>
+                </pic:pic>
+              </a:graphicData>
+            </a:graphic>
+          </wp:inline>
+        </w:drawing>
+      </w:r>
+    </w:p>
+    <w:p>
+      <w:pPr>
+        <w:spacing w:after="0" w:before="0"/>
+      </w:pPr>
+      <w:r>
+        <w:drawing>
+          <wp:inline xmlns:a="http://schemas.openxmlformats.org/drawingml/2006/main" xmlns:pic="http://schemas.openxmlformats.org/drawingml/2006/picture">
+            <wp:extent cx="7542000" cy="10638000"/>
+            <wp:docPr id="38" name="Picture 38"/>
+            <wp:cNvGraphicFramePr>
+              <a:graphicFrameLocks noChangeAspect="1"/>
+            </wp:cNvGraphicFramePr>
+            <a:graphic>
+              <a:graphicData uri="http://schemas.openxmlformats.org/drawingml/2006/picture">
+                <pic:pic>
+                  <pic:nvPicPr>
+                    <pic:cNvPr id="0" name="p-38.jpg"/>
+                    <pic:cNvPicPr/>
+                  </pic:nvPicPr>
+                  <pic:blipFill>
+                    <a:blip r:embed="rId46"/>
+                    <a:stretch>
+                      <a:fillRect/>
+                    </a:stretch>
+                  </pic:blipFill>
+                  <pic:spPr>
+                    <a:xfrm>
+                      <a:off x="0" y="0"/>
+                      <a:ext cx="7542000" cy="10638000"/>
+                    </a:xfrm>
+                    <a:prstGeom prst="rect"/>
+                  </pic:spPr>
+                </pic:pic>
+              </a:graphicData>
+            </a:graphic>
+          </wp:inline>
+        </w:drawing>
+      </w:r>
+    </w:p>
+    <w:p>
+      <w:pPr>
+        <w:spacing w:after="0" w:before="0"/>
+      </w:pPr>
+      <w:r>
+        <w:drawing>
+          <wp:inline xmlns:a="http://schemas.openxmlformats.org/drawingml/2006/main" xmlns:pic="http://schemas.openxmlformats.org/drawingml/2006/picture">
+            <wp:extent cx="7542000" cy="10638000"/>
+            <wp:docPr id="39" name="Picture 39"/>
+            <wp:cNvGraphicFramePr>
+              <a:graphicFrameLocks noChangeAspect="1"/>
+            </wp:cNvGraphicFramePr>
+            <a:graphic>
+              <a:graphicData uri="http://schemas.openxmlformats.org/drawingml/2006/picture">
+                <pic:pic>
+                  <pic:nvPicPr>
+                    <pic:cNvPr id="0" name="p-39.jpg"/>
+                    <pic:cNvPicPr/>
+                  </pic:nvPicPr>
+                  <pic:blipFill>
+                    <a:blip r:embed="rId47"/>
+                    <a:stretch>
+                      <a:fillRect/>
+                    </a:stretch>
+                  </pic:blipFill>
+                  <pic:spPr>
+                    <a:xfrm>
+                      <a:off x="0" y="0"/>
+                      <a:ext cx="7542000" cy="10638000"/>
+                    </a:xfrm>
+                    <a:prstGeom prst="rect"/>
+                  </pic:spPr>
+                </pic:pic>
+              </a:graphicData>
+            </a:graphic>
+          </wp:inline>
+        </w:drawing>
+      </w:r>
+    </w:p>
+    <w:p>
+      <w:pPr>
+        <w:spacing w:after="0" w:before="0"/>
+      </w:pPr>
+      <w:r>
+        <w:drawing>
+          <wp:inline xmlns:a="http://schemas.openxmlformats.org/drawingml/2006/main" xmlns:pic="http://schemas.openxmlformats.org/drawingml/2006/picture">
+            <wp:extent cx="7542000" cy="10638000"/>
+            <wp:docPr id="40" name="Picture 40"/>
+            <wp:cNvGraphicFramePr>
+              <a:graphicFrameLocks noChangeAspect="1"/>
+            </wp:cNvGraphicFramePr>
+            <a:graphic>
+              <a:graphicData uri="http://schemas.openxmlformats.org/drawingml/2006/picture">
+                <pic:pic>
+                  <pic:nvPicPr>
+                    <pic:cNvPr id="0" name="p-40.jpg"/>
+                    <pic:cNvPicPr/>
+                  </pic:nvPicPr>
+                  <pic:blipFill>
+                    <a:blip r:embed="rId48"/>
+                    <a:stretch>
+                      <a:fillRect/>
+                    </a:stretch>
+                  </pic:blipFill>
+                  <pic:spPr>
+                    <a:xfrm>
+                      <a:off x="0" y="0"/>
+                      <a:ext cx="7542000" cy="10638000"/>
+                    </a:xfrm>
+                    <a:prstGeom prst="rect"/>
+                  </pic:spPr>
+                </pic:pic>
+              </a:graphicData>
+            </a:graphic>
+          </wp:inline>
+        </w:drawing>
+      </w:r>
+    </w:p>
+    <w:p>
+      <w:pPr>
+        <w:spacing w:after="0" w:before="0"/>
+      </w:pPr>
+      <w:r>
+        <w:drawing>
+          <wp:inline xmlns:a="http://schemas.openxmlformats.org/drawingml/2006/main" xmlns:pic="http://schemas.openxmlformats.org/drawingml/2006/picture">
+            <wp:extent cx="7542000" cy="10638000"/>
+            <wp:docPr id="41" name="Picture 41"/>
+            <wp:cNvGraphicFramePr>
+              <a:graphicFrameLocks noChangeAspect="1"/>
+            </wp:cNvGraphicFramePr>
+            <a:graphic>
+              <a:graphicData uri="http://schemas.openxmlformats.org/drawingml/2006/picture">
+                <pic:pic>
+                  <pic:nvPicPr>
+                    <pic:cNvPr id="0" name="p-41.jpg"/>
+                    <pic:cNvPicPr/>
+                  </pic:nvPicPr>
+                  <pic:blipFill>
+                    <a:blip r:embed="rId49"/>
+                    <a:stretch>
+                      <a:fillRect/>
+                    </a:stretch>
+                  </pic:blipFill>
+                  <pic:spPr>
+                    <a:xfrm>
+                      <a:off x="0" y="0"/>
+                      <a:ext cx="7542000" cy="10638000"/>
                     </a:xfrm>
                     <a:prstGeom prst="rect"/>
                   </pic:spPr>
@@ -505,7 +1603,7 @@
     </w:p>
     <w:sectPr>
       <w:pgSz w:w="11906" w:h="16838"/>
-      <w:pgMar w:top="0" w:right="0" w:bottom="0" w:left="0" w:header="0" w:footer="0" w:gutter="0"/>
+      <w:pgMar w:top="0" w:right="0" w:bottom="0" w:left="0" w:header="720" w:footer="720" w:gutter="0"/>
       <w:cols w:space="720"/>
       <w:docGrid w:linePitch="360"/>
     </w:sectPr>
